--- a/software design lab assignment.docx
+++ b/software design lab assignment.docx
@@ -229,50 +229,6 @@
           </w:p>
         </w:tc>
       </w:tr>
-      <w:tr>
-        <w:tc>
-          <w:tcPr>
-            <w:tcW w:w="4675" w:type="dxa"/>
-          </w:tcPr>
-          <w:p>
-            <w:pPr>
-              <w:jc w:val="center"/>
-              <w:rPr>
-                <w:sz w:val="36"/>
-                <w:szCs w:val="36"/>
-              </w:rPr>
-            </w:pPr>
-            <w:r>
-              <w:rPr>
-                <w:sz w:val="36"/>
-                <w:szCs w:val="36"/>
-              </w:rPr>
-              <w:t>Kirolos Mina</w:t>
-            </w:r>
-          </w:p>
-        </w:tc>
-        <w:tc>
-          <w:tcPr>
-            <w:tcW w:w="4675" w:type="dxa"/>
-          </w:tcPr>
-          <w:p>
-            <w:pPr>
-              <w:jc w:val="center"/>
-              <w:rPr>
-                <w:sz w:val="36"/>
-                <w:szCs w:val="36"/>
-              </w:rPr>
-            </w:pPr>
-            <w:r>
-              <w:rPr>
-                <w:sz w:val="36"/>
-                <w:szCs w:val="36"/>
-              </w:rPr>
-              <w:t>202201086</w:t>
-            </w:r>
-          </w:p>
-        </w:tc>
-      </w:tr>
     </w:tbl>
     <w:p>
       <w:pPr>
@@ -406,6 +362,14 @@
     </w:p>
     <w:p>
       <w:pPr>
+        <w:rPr>
+          <w:sz w:val="36"/>
+          <w:szCs w:val="36"/>
+        </w:rPr>
+      </w:pPr>
+    </w:p>
+    <w:p>
+      <w:pPr>
         <w:pStyle w:val="ListParagraph"/>
         <w:numPr>
           <w:ilvl w:val="0"/>
@@ -657,6 +621,14 @@
         </w:rPr>
         <w:t xml:space="preserve"> Runs the program and demonstrates functionality</w:t>
       </w:r>
+    </w:p>
+    <w:p>
+      <w:pPr>
+        <w:rPr>
+          <w:sz w:val="36"/>
+          <w:szCs w:val="36"/>
+        </w:rPr>
+      </w:pPr>
     </w:p>
     <w:p>
       <w:pPr>
@@ -1167,6 +1139,62 @@
     </w:p>
     <w:p>
       <w:pPr>
+        <w:rPr>
+          <w:sz w:val="36"/>
+          <w:szCs w:val="36"/>
+        </w:rPr>
+      </w:pPr>
+    </w:p>
+    <w:p>
+      <w:pPr>
+        <w:rPr>
+          <w:sz w:val="36"/>
+          <w:szCs w:val="36"/>
+        </w:rPr>
+      </w:pPr>
+    </w:p>
+    <w:p>
+      <w:pPr>
+        <w:rPr>
+          <w:sz w:val="36"/>
+          <w:szCs w:val="36"/>
+        </w:rPr>
+      </w:pPr>
+    </w:p>
+    <w:p>
+      <w:pPr>
+        <w:rPr>
+          <w:sz w:val="36"/>
+          <w:szCs w:val="36"/>
+        </w:rPr>
+      </w:pPr>
+    </w:p>
+    <w:p>
+      <w:pPr>
+        <w:rPr>
+          <w:sz w:val="36"/>
+          <w:szCs w:val="36"/>
+        </w:rPr>
+      </w:pPr>
+    </w:p>
+    <w:p>
+      <w:pPr>
+        <w:rPr>
+          <w:sz w:val="36"/>
+          <w:szCs w:val="36"/>
+        </w:rPr>
+      </w:pPr>
+    </w:p>
+    <w:p>
+      <w:pPr>
+        <w:rPr>
+          <w:sz w:val="36"/>
+          <w:szCs w:val="36"/>
+        </w:rPr>
+      </w:pPr>
+    </w:p>
+    <w:p>
+      <w:pPr>
         <w:pStyle w:val="ListParagraph"/>
         <w:numPr>
           <w:ilvl w:val="0"/>
@@ -1182,6 +1210,7 @@
           <w:sz w:val="36"/>
           <w:szCs w:val="36"/>
         </w:rPr>
+        <w:lastRenderedPageBreak/>
         <w:t>Justification</w:t>
       </w:r>
     </w:p>
@@ -1266,13 +1295,6 @@
           <w:szCs w:val="36"/>
         </w:rPr>
         <w:br/>
-      </w:r>
-      <w:r>
-        <w:rPr>
-          <w:sz w:val="36"/>
-          <w:szCs w:val="36"/>
-        </w:rPr>
-        <w:lastRenderedPageBreak/>
         <w:t>Instead of creating a new object from scratch, the system can clone an existing one, which is faster and more efficient.</w:t>
       </w:r>
     </w:p>
@@ -1320,23 +1342,1262 @@
     </w:p>
     <w:p>
       <w:pPr>
+        <w:rPr>
+          <w:sz w:val="36"/>
+          <w:szCs w:val="36"/>
+        </w:rPr>
+      </w:pPr>
+    </w:p>
+    <w:p>
+      <w:pPr>
+        <w:rPr>
+          <w:sz w:val="36"/>
+          <w:szCs w:val="36"/>
+        </w:rPr>
+      </w:pPr>
+    </w:p>
+    <w:p>
+      <w:pPr>
+        <w:rPr>
+          <w:sz w:val="36"/>
+          <w:szCs w:val="36"/>
+        </w:rPr>
+      </w:pPr>
+    </w:p>
+    <w:p>
+      <w:pPr>
+        <w:rPr>
+          <w:sz w:val="36"/>
+          <w:szCs w:val="36"/>
+        </w:rPr>
+      </w:pPr>
+    </w:p>
+    <w:p>
+      <w:pPr>
+        <w:rPr>
+          <w:sz w:val="36"/>
+          <w:szCs w:val="36"/>
+        </w:rPr>
+      </w:pPr>
+    </w:p>
+    <w:p>
+      <w:pPr>
+        <w:rPr>
+          <w:sz w:val="36"/>
+          <w:szCs w:val="36"/>
+        </w:rPr>
+      </w:pPr>
+    </w:p>
+    <w:p>
+      <w:pPr>
+        <w:rPr>
+          <w:sz w:val="36"/>
+          <w:szCs w:val="36"/>
+        </w:rPr>
+      </w:pPr>
+    </w:p>
+    <w:p>
+      <w:pPr>
         <w:pStyle w:val="ListParagraph"/>
-        <w:ind w:left="2520"/>
-        <w:rPr>
-          <w:sz w:val="36"/>
-          <w:szCs w:val="36"/>
-        </w:rPr>
-      </w:pPr>
+        <w:numPr>
+          <w:ilvl w:val="0"/>
+          <w:numId w:val="1"/>
+        </w:numPr>
+        <w:rPr>
+          <w:sz w:val="36"/>
+          <w:szCs w:val="36"/>
+        </w:rPr>
+      </w:pPr>
+      <w:proofErr w:type="spellStart"/>
+      <w:r>
+        <w:rPr>
+          <w:sz w:val="36"/>
+          <w:szCs w:val="36"/>
+        </w:rPr>
+        <w:lastRenderedPageBreak/>
+        <w:t>Pizza_Shop</w:t>
+      </w:r>
+      <w:proofErr w:type="spellEnd"/>
     </w:p>
     <w:p>
       <w:pPr>
         <w:pStyle w:val="ListParagraph"/>
-        <w:ind w:left="2520"/>
-        <w:rPr>
-          <w:sz w:val="36"/>
-          <w:szCs w:val="36"/>
-        </w:rPr>
-      </w:pPr>
+        <w:numPr>
+          <w:ilvl w:val="0"/>
+          <w:numId w:val="8"/>
+        </w:numPr>
+        <w:rPr>
+          <w:sz w:val="36"/>
+          <w:szCs w:val="36"/>
+        </w:rPr>
+      </w:pPr>
+      <w:r>
+        <w:rPr>
+          <w:sz w:val="36"/>
+          <w:szCs w:val="36"/>
+        </w:rPr>
+        <w:t>Description:</w:t>
+      </w:r>
+    </w:p>
+    <w:p>
+      <w:pPr>
+        <w:ind w:firstLine="720"/>
+        <w:rPr>
+          <w:sz w:val="36"/>
+          <w:szCs w:val="36"/>
+        </w:rPr>
+      </w:pPr>
+      <w:r>
+        <w:rPr>
+          <w:sz w:val="36"/>
+          <w:szCs w:val="36"/>
+        </w:rPr>
+        <w:t>The system simulates a pizza shop where different types of pizzas such as cheese and veggie pizzas can be created and ordered.</w:t>
+      </w:r>
+      <w:r>
+        <w:rPr>
+          <w:sz w:val="36"/>
+          <w:szCs w:val="36"/>
+        </w:rPr>
+        <w:br/>
+        <w:t>It demonstrates how the Factory Method design pattern helps in creating objects in a flexible and extensible way without tightly coupling the code to specific classes.</w:t>
+      </w:r>
+    </w:p>
+    <w:p>
+      <w:pPr>
+        <w:pStyle w:val="ListParagraph"/>
+        <w:numPr>
+          <w:ilvl w:val="0"/>
+          <w:numId w:val="8"/>
+        </w:numPr>
+        <w:rPr>
+          <w:sz w:val="36"/>
+          <w:szCs w:val="36"/>
+        </w:rPr>
+      </w:pPr>
+      <w:r>
+        <w:rPr>
+          <w:sz w:val="36"/>
+          <w:szCs w:val="36"/>
+        </w:rPr>
+        <w:t>The program is structured into several components:</w:t>
+      </w:r>
+    </w:p>
+    <w:p>
+      <w:pPr>
+        <w:pStyle w:val="ListParagraph"/>
+        <w:numPr>
+          <w:ilvl w:val="0"/>
+          <w:numId w:val="6"/>
+        </w:numPr>
+        <w:rPr>
+          <w:sz w:val="36"/>
+          <w:szCs w:val="36"/>
+        </w:rPr>
+      </w:pPr>
+      <w:r>
+        <w:rPr>
+          <w:sz w:val="36"/>
+          <w:szCs w:val="36"/>
+        </w:rPr>
+        <w:t>Pizza interface: Defines the common behavior for all pizza types</w:t>
+      </w:r>
+    </w:p>
+    <w:p>
+      <w:pPr>
+        <w:pStyle w:val="ListParagraph"/>
+        <w:numPr>
+          <w:ilvl w:val="0"/>
+          <w:numId w:val="6"/>
+        </w:numPr>
+        <w:rPr>
+          <w:sz w:val="36"/>
+          <w:szCs w:val="36"/>
+        </w:rPr>
+      </w:pPr>
+      <w:r>
+        <w:rPr>
+          <w:sz w:val="36"/>
+          <w:szCs w:val="36"/>
+        </w:rPr>
+        <w:t>Concrete classes: (</w:t>
+      </w:r>
+      <w:proofErr w:type="spellStart"/>
+      <w:r>
+        <w:rPr>
+          <w:sz w:val="36"/>
+          <w:szCs w:val="36"/>
+        </w:rPr>
+        <w:t>CheesePizza</w:t>
+      </w:r>
+      <w:proofErr w:type="spellEnd"/>
+      <w:r>
+        <w:rPr>
+          <w:sz w:val="36"/>
+          <w:szCs w:val="36"/>
+        </w:rPr>
+        <w:t xml:space="preserve">, </w:t>
+      </w:r>
+      <w:proofErr w:type="spellStart"/>
+      <w:r>
+        <w:rPr>
+          <w:sz w:val="36"/>
+          <w:szCs w:val="36"/>
+        </w:rPr>
+        <w:t>VeggiePizza</w:t>
+      </w:r>
+      <w:proofErr w:type="spellEnd"/>
+      <w:r>
+        <w:rPr>
+          <w:sz w:val="36"/>
+          <w:szCs w:val="36"/>
+        </w:rPr>
+        <w:t>) implement the Pizza interface</w:t>
+      </w:r>
+    </w:p>
+    <w:p>
+      <w:pPr>
+        <w:pStyle w:val="ListParagraph"/>
+        <w:numPr>
+          <w:ilvl w:val="0"/>
+          <w:numId w:val="6"/>
+        </w:numPr>
+        <w:rPr>
+          <w:sz w:val="36"/>
+          <w:szCs w:val="36"/>
+        </w:rPr>
+      </w:pPr>
+      <w:proofErr w:type="spellStart"/>
+      <w:r>
+        <w:rPr>
+          <w:sz w:val="36"/>
+          <w:szCs w:val="36"/>
+        </w:rPr>
+        <w:t>PizzaShop</w:t>
+      </w:r>
+      <w:proofErr w:type="spellEnd"/>
+      <w:r>
+        <w:rPr>
+          <w:sz w:val="36"/>
+          <w:szCs w:val="36"/>
+        </w:rPr>
+        <w:t xml:space="preserve"> (Abstract Class): Declares the factory method </w:t>
+      </w:r>
+      <w:proofErr w:type="spellStart"/>
+      <w:proofErr w:type="gramStart"/>
+      <w:r>
+        <w:rPr>
+          <w:sz w:val="36"/>
+          <w:szCs w:val="36"/>
+        </w:rPr>
+        <w:t>orderPizza</w:t>
+      </w:r>
+      <w:proofErr w:type="spellEnd"/>
+      <w:r>
+        <w:rPr>
+          <w:sz w:val="36"/>
+          <w:szCs w:val="36"/>
+        </w:rPr>
+        <w:t>(</w:t>
+      </w:r>
+      <w:proofErr w:type="gramEnd"/>
+      <w:r>
+        <w:rPr>
+          <w:sz w:val="36"/>
+          <w:szCs w:val="36"/>
+        </w:rPr>
+        <w:t>)</w:t>
+      </w:r>
+    </w:p>
+    <w:p>
+      <w:pPr>
+        <w:pStyle w:val="ListParagraph"/>
+        <w:numPr>
+          <w:ilvl w:val="0"/>
+          <w:numId w:val="6"/>
+        </w:numPr>
+        <w:rPr>
+          <w:sz w:val="36"/>
+          <w:szCs w:val="36"/>
+        </w:rPr>
+      </w:pPr>
+      <w:r>
+        <w:rPr>
+          <w:sz w:val="36"/>
+          <w:szCs w:val="36"/>
+        </w:rPr>
+        <w:t>Concrete Pizza Shops: (</w:t>
+      </w:r>
+      <w:proofErr w:type="spellStart"/>
+      <w:r>
+        <w:rPr>
+          <w:sz w:val="36"/>
+          <w:szCs w:val="36"/>
+        </w:rPr>
+        <w:t>CheesePizzaShop</w:t>
+      </w:r>
+      <w:proofErr w:type="spellEnd"/>
+      <w:r>
+        <w:rPr>
+          <w:sz w:val="36"/>
+          <w:szCs w:val="36"/>
+        </w:rPr>
+        <w:t xml:space="preserve">, </w:t>
+      </w:r>
+      <w:proofErr w:type="spellStart"/>
+      <w:r>
+        <w:rPr>
+          <w:sz w:val="36"/>
+          <w:szCs w:val="36"/>
+        </w:rPr>
+        <w:t>VeggiePizzaShop</w:t>
+      </w:r>
+      <w:proofErr w:type="spellEnd"/>
+      <w:r>
+        <w:rPr>
+          <w:sz w:val="36"/>
+          <w:szCs w:val="36"/>
+        </w:rPr>
+        <w:t>) override the factory method to create specific pizza types</w:t>
+      </w:r>
+    </w:p>
+    <w:p>
+      <w:pPr>
+        <w:pStyle w:val="ListParagraph"/>
+        <w:numPr>
+          <w:ilvl w:val="0"/>
+          <w:numId w:val="6"/>
+        </w:numPr>
+        <w:rPr>
+          <w:sz w:val="36"/>
+          <w:szCs w:val="36"/>
+        </w:rPr>
+      </w:pPr>
+      <w:r>
+        <w:rPr>
+          <w:sz w:val="36"/>
+          <w:szCs w:val="36"/>
+        </w:rPr>
+        <w:t>Main class: Runs the program and demonstrates ordering pizzas</w:t>
+      </w:r>
+    </w:p>
+    <w:p>
+      <w:pPr>
+        <w:rPr>
+          <w:sz w:val="36"/>
+          <w:szCs w:val="36"/>
+        </w:rPr>
+      </w:pPr>
+    </w:p>
+    <w:p>
+      <w:pPr>
+        <w:rPr>
+          <w:sz w:val="36"/>
+          <w:szCs w:val="36"/>
+        </w:rPr>
+      </w:pPr>
+    </w:p>
+    <w:p>
+      <w:pPr>
+        <w:rPr>
+          <w:sz w:val="36"/>
+          <w:szCs w:val="36"/>
+        </w:rPr>
+      </w:pPr>
+    </w:p>
+    <w:p>
+      <w:pPr>
+        <w:pStyle w:val="ListParagraph"/>
+        <w:numPr>
+          <w:ilvl w:val="0"/>
+          <w:numId w:val="8"/>
+        </w:numPr>
+        <w:rPr>
+          <w:sz w:val="36"/>
+          <w:szCs w:val="36"/>
+        </w:rPr>
+      </w:pPr>
+      <w:r>
+        <w:rPr>
+          <w:sz w:val="36"/>
+          <w:szCs w:val="36"/>
+        </w:rPr>
+        <w:lastRenderedPageBreak/>
+        <w:t>Design Patterns Used:</w:t>
+      </w:r>
+    </w:p>
+    <w:p>
+      <w:pPr>
+        <w:pStyle w:val="ListParagraph"/>
+        <w:numPr>
+          <w:ilvl w:val="0"/>
+          <w:numId w:val="9"/>
+        </w:numPr>
+        <w:rPr>
+          <w:sz w:val="36"/>
+          <w:szCs w:val="36"/>
+        </w:rPr>
+      </w:pPr>
+      <w:r>
+        <w:rPr>
+          <w:b/>
+          <w:bCs/>
+          <w:sz w:val="36"/>
+          <w:szCs w:val="36"/>
+        </w:rPr>
+        <w:t>Factory Method Pattern</w:t>
+      </w:r>
+    </w:p>
+    <w:p>
+      <w:pPr>
+        <w:pStyle w:val="ListParagraph"/>
+        <w:numPr>
+          <w:ilvl w:val="1"/>
+          <w:numId w:val="9"/>
+        </w:numPr>
+        <w:rPr>
+          <w:sz w:val="36"/>
+          <w:szCs w:val="36"/>
+        </w:rPr>
+      </w:pPr>
+      <w:r>
+        <w:rPr>
+          <w:sz w:val="36"/>
+          <w:szCs w:val="36"/>
+        </w:rPr>
+        <w:t>The Factory Method Pattern is used to define an interface for creating objects, but allows subclasses to decide which class to instantiate.</w:t>
+      </w:r>
+      <w:r>
+        <w:rPr>
+          <w:sz w:val="36"/>
+          <w:szCs w:val="36"/>
+        </w:rPr>
+        <w:br/>
+        <w:t xml:space="preserve">It is implemented in the </w:t>
+      </w:r>
+      <w:proofErr w:type="spellStart"/>
+      <w:r>
+        <w:rPr>
+          <w:sz w:val="36"/>
+          <w:szCs w:val="36"/>
+        </w:rPr>
+        <w:t>PizzaShop</w:t>
+      </w:r>
+      <w:proofErr w:type="spellEnd"/>
+      <w:r>
+        <w:rPr>
+          <w:sz w:val="36"/>
+          <w:szCs w:val="36"/>
+        </w:rPr>
+        <w:t xml:space="preserve"> class and its subclasses, where each shop creates a specific type of pizza.</w:t>
+      </w:r>
+    </w:p>
+    <w:p>
+      <w:pPr>
+        <w:rPr>
+          <w:sz w:val="36"/>
+          <w:szCs w:val="36"/>
+        </w:rPr>
+      </w:pPr>
+      <w:r>
+        <w:rPr>
+          <w:noProof/>
+          <w:sz w:val="36"/>
+          <w:szCs w:val="36"/>
+        </w:rPr>
+        <w:drawing>
+          <wp:inline distT="0" distB="0" distL="0" distR="0" wp14:anchorId="1B6D3741" wp14:editId="7ABD8DD9">
+            <wp:extent cx="5936615" cy="3248660"/>
+            <wp:effectExtent l="0" t="0" r="6985" b="8890"/>
+            <wp:docPr id="174373858" name="Picture 2"/>
+            <wp:cNvGraphicFramePr>
+              <a:graphicFrameLocks xmlns:a="http://schemas.openxmlformats.org/drawingml/2006/main" noChangeAspect="1"/>
+            </wp:cNvGraphicFramePr>
+            <a:graphic xmlns:a="http://schemas.openxmlformats.org/drawingml/2006/main">
+              <a:graphicData uri="http://schemas.openxmlformats.org/drawingml/2006/picture">
+                <pic:pic xmlns:pic="http://schemas.openxmlformats.org/drawingml/2006/picture">
+                  <pic:nvPicPr>
+                    <pic:cNvPr id="0" name="Picture 2"/>
+                    <pic:cNvPicPr>
+                      <a:picLocks noChangeAspect="1" noChangeArrowheads="1"/>
+                    </pic:cNvPicPr>
+                  </pic:nvPicPr>
+                  <pic:blipFill>
+                    <a:blip r:embed="rId9">
+                      <a:extLst>
+                        <a:ext uri="{28A0092B-C50C-407E-A947-70E740481C1C}">
+                          <a14:useLocalDpi xmlns:a14="http://schemas.microsoft.com/office/drawing/2010/main" val="0"/>
+                        </a:ext>
+                      </a:extLst>
+                    </a:blip>
+                    <a:srcRect/>
+                    <a:stretch>
+                      <a:fillRect/>
+                    </a:stretch>
+                  </pic:blipFill>
+                  <pic:spPr bwMode="auto">
+                    <a:xfrm>
+                      <a:off x="0" y="0"/>
+                      <a:ext cx="5936615" cy="3248660"/>
+                    </a:xfrm>
+                    <a:prstGeom prst="rect">
+                      <a:avLst/>
+                    </a:prstGeom>
+                    <a:noFill/>
+                    <a:ln>
+                      <a:noFill/>
+                    </a:ln>
+                  </pic:spPr>
+                </pic:pic>
+              </a:graphicData>
+            </a:graphic>
+          </wp:inline>
+        </w:drawing>
+      </w:r>
+    </w:p>
+    <w:p>
+      <w:pPr>
+        <w:rPr>
+          <w:sz w:val="36"/>
+          <w:szCs w:val="36"/>
+        </w:rPr>
+      </w:pPr>
+    </w:p>
+    <w:p>
+      <w:pPr>
+        <w:rPr>
+          <w:sz w:val="36"/>
+          <w:szCs w:val="36"/>
+        </w:rPr>
+      </w:pPr>
+    </w:p>
+    <w:p>
+      <w:pPr>
+        <w:rPr>
+          <w:sz w:val="36"/>
+          <w:szCs w:val="36"/>
+        </w:rPr>
+      </w:pPr>
+    </w:p>
+    <w:p>
+      <w:pPr>
+        <w:rPr>
+          <w:sz w:val="36"/>
+          <w:szCs w:val="36"/>
+        </w:rPr>
+      </w:pPr>
+    </w:p>
+    <w:p>
+      <w:pPr>
+        <w:rPr>
+          <w:sz w:val="36"/>
+          <w:szCs w:val="36"/>
+        </w:rPr>
+      </w:pPr>
+    </w:p>
+    <w:p>
+      <w:pPr>
+        <w:pStyle w:val="ListParagraph"/>
+        <w:numPr>
+          <w:ilvl w:val="0"/>
+          <w:numId w:val="9"/>
+        </w:numPr>
+        <w:rPr>
+          <w:sz w:val="36"/>
+          <w:szCs w:val="36"/>
+        </w:rPr>
+      </w:pPr>
+      <w:r>
+        <w:rPr>
+          <w:sz w:val="36"/>
+          <w:szCs w:val="36"/>
+        </w:rPr>
+        <w:lastRenderedPageBreak/>
+        <w:t>Justification</w:t>
+      </w:r>
+      <w:r>
+        <w:rPr>
+          <w:sz w:val="36"/>
+          <w:szCs w:val="36"/>
+        </w:rPr>
+        <w:t>:</w:t>
+      </w:r>
+    </w:p>
+    <w:p>
+      <w:pPr>
+        <w:pStyle w:val="ListParagraph"/>
+        <w:numPr>
+          <w:ilvl w:val="1"/>
+          <w:numId w:val="9"/>
+        </w:numPr>
+        <w:rPr>
+          <w:sz w:val="36"/>
+          <w:szCs w:val="36"/>
+        </w:rPr>
+      </w:pPr>
+      <w:r>
+        <w:rPr>
+          <w:sz w:val="36"/>
+          <w:szCs w:val="36"/>
+        </w:rPr>
+        <w:t>The Factory Method Pattern reduces coupling by delegating object creation to subclasses instead of the main program.</w:t>
+      </w:r>
+      <w:r>
+        <w:rPr>
+          <w:sz w:val="36"/>
+          <w:szCs w:val="36"/>
+        </w:rPr>
+        <w:br/>
+        <w:t>This makes the system more flexible, easier to extend (adding new pizza types), and improves maintainability while following the Open/Closed Principle.</w:t>
+      </w:r>
+    </w:p>
+    <w:p>
+      <w:pPr>
+        <w:rPr>
+          <w:sz w:val="36"/>
+          <w:szCs w:val="36"/>
+        </w:rPr>
+      </w:pPr>
+    </w:p>
+    <w:p>
+      <w:pPr>
+        <w:rPr>
+          <w:sz w:val="36"/>
+          <w:szCs w:val="36"/>
+        </w:rPr>
+      </w:pPr>
+    </w:p>
+    <w:p>
+      <w:pPr>
+        <w:rPr>
+          <w:sz w:val="36"/>
+          <w:szCs w:val="36"/>
+        </w:rPr>
+      </w:pPr>
+    </w:p>
+    <w:p>
+      <w:pPr>
+        <w:rPr>
+          <w:sz w:val="36"/>
+          <w:szCs w:val="36"/>
+        </w:rPr>
+      </w:pPr>
+    </w:p>
+    <w:p>
+      <w:pPr>
+        <w:rPr>
+          <w:sz w:val="36"/>
+          <w:szCs w:val="36"/>
+        </w:rPr>
+      </w:pPr>
+    </w:p>
+    <w:p>
+      <w:pPr>
+        <w:rPr>
+          <w:sz w:val="36"/>
+          <w:szCs w:val="36"/>
+        </w:rPr>
+      </w:pPr>
+    </w:p>
+    <w:p>
+      <w:pPr>
+        <w:rPr>
+          <w:sz w:val="36"/>
+          <w:szCs w:val="36"/>
+        </w:rPr>
+      </w:pPr>
+    </w:p>
+    <w:p>
+      <w:pPr>
+        <w:rPr>
+          <w:sz w:val="36"/>
+          <w:szCs w:val="36"/>
+        </w:rPr>
+      </w:pPr>
+    </w:p>
+    <w:p>
+      <w:pPr>
+        <w:rPr>
+          <w:sz w:val="36"/>
+          <w:szCs w:val="36"/>
+        </w:rPr>
+      </w:pPr>
+    </w:p>
+    <w:p>
+      <w:pPr>
+        <w:rPr>
+          <w:sz w:val="36"/>
+          <w:szCs w:val="36"/>
+        </w:rPr>
+      </w:pPr>
+    </w:p>
+    <w:p>
+      <w:pPr>
+        <w:rPr>
+          <w:sz w:val="36"/>
+          <w:szCs w:val="36"/>
+        </w:rPr>
+      </w:pPr>
+    </w:p>
+    <w:p>
+      <w:pPr>
+        <w:rPr>
+          <w:sz w:val="36"/>
+          <w:szCs w:val="36"/>
+        </w:rPr>
+      </w:pPr>
+    </w:p>
+    <w:p>
+      <w:pPr>
+        <w:rPr>
+          <w:sz w:val="36"/>
+          <w:szCs w:val="36"/>
+        </w:rPr>
+      </w:pPr>
+    </w:p>
+    <w:p>
+      <w:pPr>
+        <w:pStyle w:val="ListParagraph"/>
+        <w:numPr>
+          <w:ilvl w:val="0"/>
+          <w:numId w:val="1"/>
+        </w:numPr>
+        <w:rPr>
+          <w:sz w:val="36"/>
+          <w:szCs w:val="36"/>
+        </w:rPr>
+      </w:pPr>
+      <w:r>
+        <w:rPr>
+          <w:sz w:val="36"/>
+          <w:szCs w:val="36"/>
+        </w:rPr>
+        <w:lastRenderedPageBreak/>
+        <w:t>Task Cloner</w:t>
+      </w:r>
+      <w:r>
+        <w:rPr>
+          <w:sz w:val="36"/>
+          <w:szCs w:val="36"/>
+        </w:rPr>
+        <w:t>:</w:t>
+      </w:r>
+    </w:p>
+    <w:p>
+      <w:pPr>
+        <w:pStyle w:val="ListParagraph"/>
+        <w:numPr>
+          <w:ilvl w:val="0"/>
+          <w:numId w:val="10"/>
+        </w:numPr>
+        <w:rPr>
+          <w:sz w:val="36"/>
+          <w:szCs w:val="36"/>
+        </w:rPr>
+      </w:pPr>
+      <w:r>
+        <w:rPr>
+          <w:sz w:val="36"/>
+          <w:szCs w:val="36"/>
+        </w:rPr>
+        <w:t>Description:</w:t>
+      </w:r>
+    </w:p>
+    <w:p>
+      <w:pPr>
+        <w:ind w:firstLine="720"/>
+        <w:rPr>
+          <w:sz w:val="36"/>
+          <w:szCs w:val="36"/>
+        </w:rPr>
+      </w:pPr>
+      <w:r>
+        <w:rPr>
+          <w:sz w:val="36"/>
+          <w:szCs w:val="36"/>
+        </w:rPr>
+        <w:t>The system allows creating and duplicating tasks efficiently.</w:t>
+      </w:r>
+      <w:r>
+        <w:rPr>
+          <w:sz w:val="36"/>
+          <w:szCs w:val="36"/>
+        </w:rPr>
+        <w:br/>
+        <w:t>It demonstrates how the Prototype design pattern can be used to clone existing objects instead of creating new ones from scratch.</w:t>
+      </w:r>
+    </w:p>
+    <w:p>
+      <w:pPr>
+        <w:pStyle w:val="ListParagraph"/>
+        <w:numPr>
+          <w:ilvl w:val="0"/>
+          <w:numId w:val="10"/>
+        </w:numPr>
+        <w:rPr>
+          <w:sz w:val="36"/>
+          <w:szCs w:val="36"/>
+        </w:rPr>
+      </w:pPr>
+      <w:r>
+        <w:rPr>
+          <w:sz w:val="36"/>
+          <w:szCs w:val="36"/>
+        </w:rPr>
+        <w:t>The program is structured into several components:</w:t>
+      </w:r>
+    </w:p>
+    <w:p>
+      <w:pPr>
+        <w:pStyle w:val="ListParagraph"/>
+        <w:numPr>
+          <w:ilvl w:val="0"/>
+          <w:numId w:val="11"/>
+        </w:numPr>
+        <w:rPr>
+          <w:sz w:val="36"/>
+          <w:szCs w:val="36"/>
+        </w:rPr>
+      </w:pPr>
+      <w:proofErr w:type="spellStart"/>
+      <w:r>
+        <w:rPr>
+          <w:sz w:val="36"/>
+          <w:szCs w:val="36"/>
+        </w:rPr>
+        <w:t>MyTask</w:t>
+      </w:r>
+      <w:proofErr w:type="spellEnd"/>
+      <w:r>
+        <w:rPr>
+          <w:sz w:val="36"/>
+          <w:szCs w:val="36"/>
+        </w:rPr>
+        <w:t xml:space="preserve"> interface: Extends Cloneable and declares the </w:t>
+      </w:r>
+      <w:proofErr w:type="gramStart"/>
+      <w:r>
+        <w:rPr>
+          <w:sz w:val="36"/>
+          <w:szCs w:val="36"/>
+        </w:rPr>
+        <w:t>clone(</w:t>
+      </w:r>
+      <w:proofErr w:type="gramEnd"/>
+      <w:r>
+        <w:rPr>
+          <w:sz w:val="36"/>
+          <w:szCs w:val="36"/>
+        </w:rPr>
+        <w:t>) method</w:t>
+      </w:r>
+    </w:p>
+    <w:p>
+      <w:pPr>
+        <w:pStyle w:val="ListParagraph"/>
+        <w:numPr>
+          <w:ilvl w:val="0"/>
+          <w:numId w:val="11"/>
+        </w:numPr>
+        <w:rPr>
+          <w:sz w:val="36"/>
+          <w:szCs w:val="36"/>
+        </w:rPr>
+      </w:pPr>
+      <w:r>
+        <w:rPr>
+          <w:sz w:val="36"/>
+          <w:szCs w:val="36"/>
+        </w:rPr>
+        <w:t>Concrete class (</w:t>
+      </w:r>
+      <w:proofErr w:type="spellStart"/>
+      <w:r>
+        <w:rPr>
+          <w:sz w:val="36"/>
+          <w:szCs w:val="36"/>
+        </w:rPr>
+        <w:t>DailyTask</w:t>
+      </w:r>
+      <w:proofErr w:type="spellEnd"/>
+      <w:r>
+        <w:rPr>
+          <w:sz w:val="36"/>
+          <w:szCs w:val="36"/>
+        </w:rPr>
+        <w:t>): Implements the clone operation and creates a copy of itself using its current state</w:t>
+      </w:r>
+    </w:p>
+    <w:p>
+      <w:pPr>
+        <w:pStyle w:val="ListParagraph"/>
+        <w:numPr>
+          <w:ilvl w:val="0"/>
+          <w:numId w:val="11"/>
+        </w:numPr>
+        <w:rPr>
+          <w:sz w:val="36"/>
+          <w:szCs w:val="36"/>
+        </w:rPr>
+      </w:pPr>
+      <w:r>
+        <w:rPr>
+          <w:sz w:val="36"/>
+          <w:szCs w:val="36"/>
+        </w:rPr>
+        <w:t>Main class: Acts as the client and creates new objects by cloning existing ones</w:t>
+      </w:r>
+    </w:p>
+    <w:p>
+      <w:pPr>
+        <w:rPr>
+          <w:sz w:val="36"/>
+          <w:szCs w:val="36"/>
+        </w:rPr>
+      </w:pPr>
+    </w:p>
+    <w:p>
+      <w:pPr>
+        <w:rPr>
+          <w:sz w:val="36"/>
+          <w:szCs w:val="36"/>
+        </w:rPr>
+      </w:pPr>
+    </w:p>
+    <w:p>
+      <w:pPr>
+        <w:rPr>
+          <w:sz w:val="36"/>
+          <w:szCs w:val="36"/>
+        </w:rPr>
+      </w:pPr>
+    </w:p>
+    <w:p>
+      <w:pPr>
+        <w:rPr>
+          <w:sz w:val="36"/>
+          <w:szCs w:val="36"/>
+        </w:rPr>
+      </w:pPr>
+    </w:p>
+    <w:p>
+      <w:pPr>
+        <w:rPr>
+          <w:sz w:val="36"/>
+          <w:szCs w:val="36"/>
+        </w:rPr>
+      </w:pPr>
+    </w:p>
+    <w:p>
+      <w:pPr>
+        <w:rPr>
+          <w:sz w:val="36"/>
+          <w:szCs w:val="36"/>
+        </w:rPr>
+      </w:pPr>
+    </w:p>
+    <w:p>
+      <w:pPr>
+        <w:rPr>
+          <w:sz w:val="36"/>
+          <w:szCs w:val="36"/>
+        </w:rPr>
+      </w:pPr>
+    </w:p>
+    <w:p>
+      <w:pPr>
+        <w:rPr>
+          <w:sz w:val="36"/>
+          <w:szCs w:val="36"/>
+        </w:rPr>
+      </w:pPr>
+    </w:p>
+    <w:p>
+      <w:pPr>
+        <w:pStyle w:val="ListParagraph"/>
+        <w:numPr>
+          <w:ilvl w:val="0"/>
+          <w:numId w:val="10"/>
+        </w:numPr>
+        <w:rPr>
+          <w:sz w:val="36"/>
+          <w:szCs w:val="36"/>
+        </w:rPr>
+      </w:pPr>
+      <w:r>
+        <w:rPr>
+          <w:sz w:val="36"/>
+          <w:szCs w:val="36"/>
+        </w:rPr>
+        <w:lastRenderedPageBreak/>
+        <w:t>Design Patterns Used:</w:t>
+      </w:r>
+    </w:p>
+    <w:p>
+      <w:pPr>
+        <w:pStyle w:val="ListParagraph"/>
+        <w:numPr>
+          <w:ilvl w:val="0"/>
+          <w:numId w:val="12"/>
+        </w:numPr>
+        <w:rPr>
+          <w:sz w:val="36"/>
+          <w:szCs w:val="36"/>
+        </w:rPr>
+      </w:pPr>
+      <w:r>
+        <w:rPr>
+          <w:b/>
+          <w:bCs/>
+          <w:sz w:val="36"/>
+          <w:szCs w:val="36"/>
+        </w:rPr>
+        <w:t>Prototype Pattern</w:t>
+      </w:r>
+    </w:p>
+    <w:p>
+      <w:pPr>
+        <w:pStyle w:val="ListParagraph"/>
+        <w:numPr>
+          <w:ilvl w:val="1"/>
+          <w:numId w:val="12"/>
+        </w:numPr>
+        <w:rPr>
+          <w:sz w:val="36"/>
+          <w:szCs w:val="36"/>
+        </w:rPr>
+      </w:pPr>
+      <w:r>
+        <w:rPr>
+          <w:sz w:val="36"/>
+          <w:szCs w:val="36"/>
+        </w:rPr>
+        <w:t>The Prototype Pattern is used to create new objects by copying existing ones instead of creating them from scratch.</w:t>
+      </w:r>
+      <w:r>
+        <w:rPr>
+          <w:sz w:val="36"/>
+          <w:szCs w:val="36"/>
+        </w:rPr>
+        <w:br/>
+        <w:t xml:space="preserve">It is implemented through the </w:t>
+      </w:r>
+      <w:proofErr w:type="gramStart"/>
+      <w:r>
+        <w:rPr>
+          <w:sz w:val="36"/>
+          <w:szCs w:val="36"/>
+        </w:rPr>
+        <w:t>clone(</w:t>
+      </w:r>
+      <w:proofErr w:type="gramEnd"/>
+      <w:r>
+        <w:rPr>
+          <w:sz w:val="36"/>
+          <w:szCs w:val="36"/>
+        </w:rPr>
+        <w:t xml:space="preserve">) method in the </w:t>
+      </w:r>
+      <w:proofErr w:type="spellStart"/>
+      <w:r>
+        <w:rPr>
+          <w:sz w:val="36"/>
+          <w:szCs w:val="36"/>
+        </w:rPr>
+        <w:t>DailyTask</w:t>
+      </w:r>
+      <w:proofErr w:type="spellEnd"/>
+      <w:r>
+        <w:rPr>
+          <w:sz w:val="36"/>
+          <w:szCs w:val="36"/>
+        </w:rPr>
+        <w:t xml:space="preserve"> class.</w:t>
+      </w:r>
+    </w:p>
+    <w:p>
+      <w:pPr>
+        <w:rPr>
+          <w:sz w:val="36"/>
+          <w:szCs w:val="36"/>
+        </w:rPr>
+      </w:pPr>
+      <w:r>
+        <w:rPr>
+          <w:noProof/>
+          <w:sz w:val="36"/>
+          <w:szCs w:val="36"/>
+        </w:rPr>
+        <w:drawing>
+          <wp:inline distT="0" distB="0" distL="0" distR="0" wp14:anchorId="53DB5BB0" wp14:editId="602327AC">
+            <wp:extent cx="5936615" cy="3698875"/>
+            <wp:effectExtent l="0" t="0" r="6985" b="0"/>
+            <wp:docPr id="437940203" name="Picture 3"/>
+            <wp:cNvGraphicFramePr>
+              <a:graphicFrameLocks xmlns:a="http://schemas.openxmlformats.org/drawingml/2006/main" noChangeAspect="1"/>
+            </wp:cNvGraphicFramePr>
+            <a:graphic xmlns:a="http://schemas.openxmlformats.org/drawingml/2006/main">
+              <a:graphicData uri="http://schemas.openxmlformats.org/drawingml/2006/picture">
+                <pic:pic xmlns:pic="http://schemas.openxmlformats.org/drawingml/2006/picture">
+                  <pic:nvPicPr>
+                    <pic:cNvPr id="0" name="Picture 3"/>
+                    <pic:cNvPicPr>
+                      <a:picLocks noChangeAspect="1" noChangeArrowheads="1"/>
+                    </pic:cNvPicPr>
+                  </pic:nvPicPr>
+                  <pic:blipFill>
+                    <a:blip r:embed="rId10">
+                      <a:extLst>
+                        <a:ext uri="{28A0092B-C50C-407E-A947-70E740481C1C}">
+                          <a14:useLocalDpi xmlns:a14="http://schemas.microsoft.com/office/drawing/2010/main" val="0"/>
+                        </a:ext>
+                      </a:extLst>
+                    </a:blip>
+                    <a:srcRect/>
+                    <a:stretch>
+                      <a:fillRect/>
+                    </a:stretch>
+                  </pic:blipFill>
+                  <pic:spPr bwMode="auto">
+                    <a:xfrm>
+                      <a:off x="0" y="0"/>
+                      <a:ext cx="5936615" cy="3698875"/>
+                    </a:xfrm>
+                    <a:prstGeom prst="rect">
+                      <a:avLst/>
+                    </a:prstGeom>
+                    <a:noFill/>
+                    <a:ln>
+                      <a:noFill/>
+                    </a:ln>
+                  </pic:spPr>
+                </pic:pic>
+              </a:graphicData>
+            </a:graphic>
+          </wp:inline>
+        </w:drawing>
+      </w:r>
+    </w:p>
+    <w:p>
+      <w:pPr>
+        <w:rPr>
+          <w:sz w:val="36"/>
+          <w:szCs w:val="36"/>
+        </w:rPr>
+      </w:pPr>
+    </w:p>
+    <w:p>
+      <w:pPr>
+        <w:rPr>
+          <w:sz w:val="36"/>
+          <w:szCs w:val="36"/>
+        </w:rPr>
+      </w:pPr>
+    </w:p>
+    <w:p>
+      <w:pPr>
+        <w:rPr>
+          <w:sz w:val="36"/>
+          <w:szCs w:val="36"/>
+        </w:rPr>
+      </w:pPr>
+    </w:p>
+    <w:p>
+      <w:pPr>
+        <w:rPr>
+          <w:sz w:val="36"/>
+          <w:szCs w:val="36"/>
+        </w:rPr>
+      </w:pPr>
+    </w:p>
+    <w:p>
+      <w:pPr>
+        <w:rPr>
+          <w:sz w:val="36"/>
+          <w:szCs w:val="36"/>
+        </w:rPr>
+      </w:pPr>
+    </w:p>
+    <w:p>
+      <w:pPr>
+        <w:pStyle w:val="ListParagraph"/>
+        <w:numPr>
+          <w:ilvl w:val="0"/>
+          <w:numId w:val="10"/>
+        </w:numPr>
+        <w:rPr>
+          <w:sz w:val="36"/>
+          <w:szCs w:val="36"/>
+        </w:rPr>
+      </w:pPr>
+      <w:r>
+        <w:rPr>
+          <w:sz w:val="36"/>
+          <w:szCs w:val="36"/>
+        </w:rPr>
+        <w:lastRenderedPageBreak/>
+        <w:t>Justification</w:t>
+      </w:r>
+      <w:r>
+        <w:rPr>
+          <w:sz w:val="36"/>
+          <w:szCs w:val="36"/>
+        </w:rPr>
+        <w:t>:</w:t>
+      </w:r>
+    </w:p>
+    <w:p>
+      <w:pPr>
+        <w:ind w:left="1080"/>
+        <w:rPr>
+          <w:sz w:val="36"/>
+          <w:szCs w:val="36"/>
+        </w:rPr>
+      </w:pPr>
+      <w:r>
+        <w:rPr>
+          <w:sz w:val="36"/>
+          <w:szCs w:val="36"/>
+        </w:rPr>
+        <w:t xml:space="preserve">The </w:t>
+      </w:r>
+      <w:r>
+        <w:rPr>
+          <w:sz w:val="36"/>
+          <w:szCs w:val="36"/>
+        </w:rPr>
+        <w:t>Prototype Pattern</w:t>
+      </w:r>
+      <w:r>
+        <w:rPr>
+          <w:sz w:val="36"/>
+          <w:szCs w:val="36"/>
+        </w:rPr>
+        <w:t xml:space="preserve"> </w:t>
+      </w:r>
+      <w:r>
+        <w:rPr>
+          <w:sz w:val="36"/>
+          <w:szCs w:val="36"/>
+        </w:rPr>
+        <w:t>Creates objects by cloning existing ones instead of building them manually.</w:t>
+      </w:r>
+    </w:p>
+    <w:p>
+      <w:pPr>
+        <w:ind w:left="1080"/>
+        <w:rPr>
+          <w:sz w:val="36"/>
+          <w:szCs w:val="36"/>
+        </w:rPr>
+      </w:pPr>
+      <w:r>
+        <w:rPr>
+          <w:sz w:val="36"/>
+          <w:szCs w:val="36"/>
+        </w:rPr>
+        <w:t>This hides creation details, improves performance when object creation is costly, preserves object state, and makes the system more flexible and maintainable.</w:t>
+      </w:r>
     </w:p>
     <w:sectPr>
       <w:pgSz w:w="12240" w:h="15840"/>
@@ -1351,6 +2612,208 @@
 <file path=word/numbering.xml><?xml version="1.0" encoding="utf-8"?>
 <w:numbering xmlns:wpc="http://schemas.microsoft.com/office/word/2010/wordprocessingCanvas" xmlns:cx="http://schemas.microsoft.com/office/drawing/2014/chartex" xmlns:cx1="http://schemas.microsoft.com/office/drawing/2015/9/8/chartex" xmlns:cx2="http://schemas.microsoft.com/office/drawing/2015/10/21/chartex" xmlns:cx3="http://schemas.microsoft.com/office/drawing/2016/5/9/chartex" xmlns:cx4="http://schemas.microsoft.com/office/drawing/2016/5/10/chartex" xmlns:cx5="http://schemas.microsoft.com/office/drawing/2016/5/11/chartex" xmlns:cx6="http://schemas.microsoft.com/office/drawing/2016/5/12/chartex" xmlns:cx7="http://schemas.microsoft.com/office/drawing/2016/5/13/chartex" xmlns:cx8="http://schemas.microsoft.com/office/drawing/2016/5/14/chartex" xmlns:mc="http://schemas.openxmlformats.org/markup-compatibility/2006" xmlns:aink="http://schemas.microsoft.com/office/drawing/2016/ink" xmlns:am3d="http://schemas.microsoft.com/office/drawing/2017/model3d" xmlns:o="urn:schemas-microsoft-com:office:office" xmlns:oel="http://schemas.microsoft.com/office/2019/extlst" xmlns:r="http://schemas.openxmlformats.org/officeDocument/2006/relationships" xmlns:m="http://schemas.openxmlformats.org/officeDocument/2006/math" xmlns:v="urn:schemas-microsoft-com:vml" xmlns:wp14="http://schemas.microsoft.com/office/word/2010/wordprocessingDrawing" xmlns:wp="http://schemas.openxmlformats.org/drawingml/2006/wordprocessingDrawing" xmlns:w10="urn:schemas-microsoft-com:office:word" xmlns:w="http://schemas.openxmlformats.org/wordprocessingml/2006/main" xmlns:w14="http://schemas.microsoft.com/office/word/2010/wordml" xmlns:w15="http://schemas.microsoft.com/office/word/2012/wordml" xmlns:w16cex="http://schemas.microsoft.com/office/word/2018/wordml/cex" xmlns:w16cid="http://schemas.microsoft.com/office/word/2016/wordml/cid" xmlns:w16="http://schemas.microsoft.com/office/word/2018/wordml" xmlns:w16du="http://schemas.microsoft.com/office/word/2023/wordml/word16du" xmlns:w16sdtdh="http://schemas.microsoft.com/office/word/2020/wordml/sdtdatahash" xmlns:w16sdtfl="http://schemas.microsoft.com/office/word/2024/wordml/sdtformatlock" xmlns:w16se="http://schemas.microsoft.com/office/word/2015/wordml/symex" xmlns:wpg="http://schemas.microsoft.com/office/word/2010/wordprocessingGroup" xmlns:wpi="http://schemas.microsoft.com/office/word/2010/wordprocessingInk" xmlns:wne="http://schemas.microsoft.com/office/word/2006/wordml" xmlns:wps="http://schemas.microsoft.com/office/word/2010/wordprocessingShape" mc:Ignorable="w14 w15 w16se w16cid w16 w16cex w16sdtdh w16sdtfl w16du wp14">
   <w:abstractNum w:abstractNumId="0" w15:restartNumberingAfterBreak="0">
+    <w:nsid w:val="0817100E"/>
+    <w:multiLevelType w:val="hybridMultilevel"/>
+    <w:tmpl w:val="A124584A"/>
+    <w:lvl w:ilvl="0" w:tplc="12FE09D6">
+      <w:start w:val="1"/>
+      <w:numFmt w:val="upperLetter"/>
+      <w:lvlText w:val="%1)"/>
+      <w:lvlJc w:val="left"/>
+      <w:pPr>
+        <w:ind w:left="1080" w:hanging="360"/>
+      </w:pPr>
+      <w:rPr>
+        <w:rFonts w:hint="default"/>
+      </w:rPr>
+    </w:lvl>
+    <w:lvl w:ilvl="1" w:tplc="04090019">
+      <w:start w:val="1"/>
+      <w:numFmt w:val="lowerLetter"/>
+      <w:lvlText w:val="%2."/>
+      <w:lvlJc w:val="left"/>
+      <w:pPr>
+        <w:ind w:left="1800" w:hanging="360"/>
+      </w:pPr>
+    </w:lvl>
+    <w:lvl w:ilvl="2" w:tplc="0409001B" w:tentative="1">
+      <w:start w:val="1"/>
+      <w:numFmt w:val="lowerRoman"/>
+      <w:lvlText w:val="%3."/>
+      <w:lvlJc w:val="right"/>
+      <w:pPr>
+        <w:ind w:left="2520" w:hanging="180"/>
+      </w:pPr>
+    </w:lvl>
+    <w:lvl w:ilvl="3" w:tplc="0409000F" w:tentative="1">
+      <w:start w:val="1"/>
+      <w:numFmt w:val="decimal"/>
+      <w:lvlText w:val="%4."/>
+      <w:lvlJc w:val="left"/>
+      <w:pPr>
+        <w:ind w:left="3240" w:hanging="360"/>
+      </w:pPr>
+    </w:lvl>
+    <w:lvl w:ilvl="4" w:tplc="04090019" w:tentative="1">
+      <w:start w:val="1"/>
+      <w:numFmt w:val="lowerLetter"/>
+      <w:lvlText w:val="%5."/>
+      <w:lvlJc w:val="left"/>
+      <w:pPr>
+        <w:ind w:left="3960" w:hanging="360"/>
+      </w:pPr>
+    </w:lvl>
+    <w:lvl w:ilvl="5" w:tplc="0409001B" w:tentative="1">
+      <w:start w:val="1"/>
+      <w:numFmt w:val="lowerRoman"/>
+      <w:lvlText w:val="%6."/>
+      <w:lvlJc w:val="right"/>
+      <w:pPr>
+        <w:ind w:left="4680" w:hanging="180"/>
+      </w:pPr>
+    </w:lvl>
+    <w:lvl w:ilvl="6" w:tplc="0409000F" w:tentative="1">
+      <w:start w:val="1"/>
+      <w:numFmt w:val="decimal"/>
+      <w:lvlText w:val="%7."/>
+      <w:lvlJc w:val="left"/>
+      <w:pPr>
+        <w:ind w:left="5400" w:hanging="360"/>
+      </w:pPr>
+    </w:lvl>
+    <w:lvl w:ilvl="7" w:tplc="04090019" w:tentative="1">
+      <w:start w:val="1"/>
+      <w:numFmt w:val="lowerLetter"/>
+      <w:lvlText w:val="%8."/>
+      <w:lvlJc w:val="left"/>
+      <w:pPr>
+        <w:ind w:left="6120" w:hanging="360"/>
+      </w:pPr>
+    </w:lvl>
+    <w:lvl w:ilvl="8" w:tplc="0409001B" w:tentative="1">
+      <w:start w:val="1"/>
+      <w:numFmt w:val="lowerRoman"/>
+      <w:lvlText w:val="%9."/>
+      <w:lvlJc w:val="right"/>
+      <w:pPr>
+        <w:ind w:left="6840" w:hanging="180"/>
+      </w:pPr>
+    </w:lvl>
+  </w:abstractNum>
+  <w:abstractNum w:abstractNumId="1" w15:restartNumberingAfterBreak="0">
+    <w:nsid w:val="1A58638C"/>
+    <w:multiLevelType w:val="hybridMultilevel"/>
+    <w:tmpl w:val="65DC41A4"/>
+    <w:lvl w:ilvl="0" w:tplc="04090001">
+      <w:start w:val="1"/>
+      <w:numFmt w:val="bullet"/>
+      <w:lvlText w:val=""/>
+      <w:lvlJc w:val="left"/>
+      <w:pPr>
+        <w:ind w:left="1080" w:hanging="360"/>
+      </w:pPr>
+      <w:rPr>
+        <w:rFonts w:ascii="Symbol" w:hAnsi="Symbol" w:hint="default"/>
+      </w:rPr>
+    </w:lvl>
+    <w:lvl w:ilvl="1" w:tplc="04090003">
+      <w:start w:val="1"/>
+      <w:numFmt w:val="bullet"/>
+      <w:lvlText w:val="o"/>
+      <w:lvlJc w:val="left"/>
+      <w:pPr>
+        <w:ind w:left="1800" w:hanging="360"/>
+      </w:pPr>
+      <w:rPr>
+        <w:rFonts w:ascii="Courier New" w:hAnsi="Courier New" w:cs="Courier New" w:hint="default"/>
+      </w:rPr>
+    </w:lvl>
+    <w:lvl w:ilvl="2" w:tplc="04090005" w:tentative="1">
+      <w:start w:val="1"/>
+      <w:numFmt w:val="bullet"/>
+      <w:lvlText w:val=""/>
+      <w:lvlJc w:val="left"/>
+      <w:pPr>
+        <w:ind w:left="2520" w:hanging="360"/>
+      </w:pPr>
+      <w:rPr>
+        <w:rFonts w:ascii="Wingdings" w:hAnsi="Wingdings" w:hint="default"/>
+      </w:rPr>
+    </w:lvl>
+    <w:lvl w:ilvl="3" w:tplc="04090001" w:tentative="1">
+      <w:start w:val="1"/>
+      <w:numFmt w:val="bullet"/>
+      <w:lvlText w:val=""/>
+      <w:lvlJc w:val="left"/>
+      <w:pPr>
+        <w:ind w:left="3240" w:hanging="360"/>
+      </w:pPr>
+      <w:rPr>
+        <w:rFonts w:ascii="Symbol" w:hAnsi="Symbol" w:hint="default"/>
+      </w:rPr>
+    </w:lvl>
+    <w:lvl w:ilvl="4" w:tplc="04090003" w:tentative="1">
+      <w:start w:val="1"/>
+      <w:numFmt w:val="bullet"/>
+      <w:lvlText w:val="o"/>
+      <w:lvlJc w:val="left"/>
+      <w:pPr>
+        <w:ind w:left="3960" w:hanging="360"/>
+      </w:pPr>
+      <w:rPr>
+        <w:rFonts w:ascii="Courier New" w:hAnsi="Courier New" w:cs="Courier New" w:hint="default"/>
+      </w:rPr>
+    </w:lvl>
+    <w:lvl w:ilvl="5" w:tplc="04090005" w:tentative="1">
+      <w:start w:val="1"/>
+      <w:numFmt w:val="bullet"/>
+      <w:lvlText w:val=""/>
+      <w:lvlJc w:val="left"/>
+      <w:pPr>
+        <w:ind w:left="4680" w:hanging="360"/>
+      </w:pPr>
+      <w:rPr>
+        <w:rFonts w:ascii="Wingdings" w:hAnsi="Wingdings" w:hint="default"/>
+      </w:rPr>
+    </w:lvl>
+    <w:lvl w:ilvl="6" w:tplc="04090001" w:tentative="1">
+      <w:start w:val="1"/>
+      <w:numFmt w:val="bullet"/>
+      <w:lvlText w:val=""/>
+      <w:lvlJc w:val="left"/>
+      <w:pPr>
+        <w:ind w:left="5400" w:hanging="360"/>
+      </w:pPr>
+      <w:rPr>
+        <w:rFonts w:ascii="Symbol" w:hAnsi="Symbol" w:hint="default"/>
+      </w:rPr>
+    </w:lvl>
+    <w:lvl w:ilvl="7" w:tplc="04090003" w:tentative="1">
+      <w:start w:val="1"/>
+      <w:numFmt w:val="bullet"/>
+      <w:lvlText w:val="o"/>
+      <w:lvlJc w:val="left"/>
+      <w:pPr>
+        <w:ind w:left="6120" w:hanging="360"/>
+      </w:pPr>
+      <w:rPr>
+        <w:rFonts w:ascii="Courier New" w:hAnsi="Courier New" w:cs="Courier New" w:hint="default"/>
+      </w:rPr>
+    </w:lvl>
+    <w:lvl w:ilvl="8" w:tplc="04090005" w:tentative="1">
+      <w:start w:val="1"/>
+      <w:numFmt w:val="bullet"/>
+      <w:lvlText w:val=""/>
+      <w:lvlJc w:val="left"/>
+      <w:pPr>
+        <w:ind w:left="6840" w:hanging="360"/>
+      </w:pPr>
+      <w:rPr>
+        <w:rFonts w:ascii="Wingdings" w:hAnsi="Wingdings" w:hint="default"/>
+      </w:rPr>
+    </w:lvl>
+  </w:abstractNum>
+  <w:abstractNum w:abstractNumId="2" w15:restartNumberingAfterBreak="0">
     <w:nsid w:val="2FAE6D26"/>
     <w:multiLevelType w:val="multilevel"/>
     <w:tmpl w:val="49DC1070"/>
@@ -1499,7 +2962,7 @@
       </w:rPr>
     </w:lvl>
   </w:abstractNum>
-  <w:abstractNum w:abstractNumId="1" w15:restartNumberingAfterBreak="0">
+  <w:abstractNum w:abstractNumId="3" w15:restartNumberingAfterBreak="0">
     <w:nsid w:val="3D326FD3"/>
     <w:multiLevelType w:val="hybridMultilevel"/>
     <w:tmpl w:val="5D54FE38"/>
@@ -1509,123 +2972,123 @@
       <w:lvlText w:val=""/>
       <w:lvlJc w:val="left"/>
       <w:pPr>
+        <w:ind w:left="1080" w:hanging="360"/>
+      </w:pPr>
+      <w:rPr>
+        <w:rFonts w:ascii="Symbol" w:hAnsi="Symbol" w:hint="default"/>
+      </w:rPr>
+    </w:lvl>
+    <w:lvl w:ilvl="1" w:tplc="04090003">
+      <w:start w:val="1"/>
+      <w:numFmt w:val="bullet"/>
+      <w:lvlText w:val="o"/>
+      <w:lvlJc w:val="left"/>
+      <w:pPr>
         <w:ind w:left="1800" w:hanging="360"/>
       </w:pPr>
       <w:rPr>
+        <w:rFonts w:ascii="Courier New" w:hAnsi="Courier New" w:cs="Courier New" w:hint="default"/>
+      </w:rPr>
+    </w:lvl>
+    <w:lvl w:ilvl="2" w:tplc="04090005" w:tentative="1">
+      <w:start w:val="1"/>
+      <w:numFmt w:val="bullet"/>
+      <w:lvlText w:val=""/>
+      <w:lvlJc w:val="left"/>
+      <w:pPr>
+        <w:ind w:left="2520" w:hanging="360"/>
+      </w:pPr>
+      <w:rPr>
+        <w:rFonts w:ascii="Wingdings" w:hAnsi="Wingdings" w:hint="default"/>
+      </w:rPr>
+    </w:lvl>
+    <w:lvl w:ilvl="3" w:tplc="04090001" w:tentative="1">
+      <w:start w:val="1"/>
+      <w:numFmt w:val="bullet"/>
+      <w:lvlText w:val=""/>
+      <w:lvlJc w:val="left"/>
+      <w:pPr>
+        <w:ind w:left="3240" w:hanging="360"/>
+      </w:pPr>
+      <w:rPr>
         <w:rFonts w:ascii="Symbol" w:hAnsi="Symbol" w:hint="default"/>
       </w:rPr>
     </w:lvl>
-    <w:lvl w:ilvl="1" w:tplc="04090003">
+    <w:lvl w:ilvl="4" w:tplc="04090003" w:tentative="1">
       <w:start w:val="1"/>
       <w:numFmt w:val="bullet"/>
       <w:lvlText w:val="o"/>
       <w:lvlJc w:val="left"/>
       <w:pPr>
-        <w:ind w:left="2520" w:hanging="360"/>
+        <w:ind w:left="3960" w:hanging="360"/>
       </w:pPr>
       <w:rPr>
         <w:rFonts w:ascii="Courier New" w:hAnsi="Courier New" w:cs="Courier New" w:hint="default"/>
       </w:rPr>
     </w:lvl>
-    <w:lvl w:ilvl="2" w:tplc="04090005" w:tentative="1">
+    <w:lvl w:ilvl="5" w:tplc="04090005" w:tentative="1">
       <w:start w:val="1"/>
       <w:numFmt w:val="bullet"/>
       <w:lvlText w:val=""/>
       <w:lvlJc w:val="left"/>
       <w:pPr>
-        <w:ind w:left="3240" w:hanging="360"/>
+        <w:ind w:left="4680" w:hanging="360"/>
       </w:pPr>
       <w:rPr>
         <w:rFonts w:ascii="Wingdings" w:hAnsi="Wingdings" w:hint="default"/>
       </w:rPr>
     </w:lvl>
-    <w:lvl w:ilvl="3" w:tplc="04090001" w:tentative="1">
+    <w:lvl w:ilvl="6" w:tplc="04090001" w:tentative="1">
       <w:start w:val="1"/>
       <w:numFmt w:val="bullet"/>
       <w:lvlText w:val=""/>
       <w:lvlJc w:val="left"/>
       <w:pPr>
-        <w:ind w:left="3960" w:hanging="360"/>
+        <w:ind w:left="5400" w:hanging="360"/>
       </w:pPr>
       <w:rPr>
         <w:rFonts w:ascii="Symbol" w:hAnsi="Symbol" w:hint="default"/>
       </w:rPr>
     </w:lvl>
-    <w:lvl w:ilvl="4" w:tplc="04090003" w:tentative="1">
+    <w:lvl w:ilvl="7" w:tplc="04090003" w:tentative="1">
       <w:start w:val="1"/>
       <w:numFmt w:val="bullet"/>
       <w:lvlText w:val="o"/>
       <w:lvlJc w:val="left"/>
       <w:pPr>
-        <w:ind w:left="4680" w:hanging="360"/>
+        <w:ind w:left="6120" w:hanging="360"/>
       </w:pPr>
       <w:rPr>
         <w:rFonts w:ascii="Courier New" w:hAnsi="Courier New" w:cs="Courier New" w:hint="default"/>
       </w:rPr>
     </w:lvl>
-    <w:lvl w:ilvl="5" w:tplc="04090005" w:tentative="1">
+    <w:lvl w:ilvl="8" w:tplc="04090005" w:tentative="1">
       <w:start w:val="1"/>
       <w:numFmt w:val="bullet"/>
       <w:lvlText w:val=""/>
       <w:lvlJc w:val="left"/>
       <w:pPr>
-        <w:ind w:left="5400" w:hanging="360"/>
+        <w:ind w:left="6840" w:hanging="360"/>
       </w:pPr>
       <w:rPr>
         <w:rFonts w:ascii="Wingdings" w:hAnsi="Wingdings" w:hint="default"/>
       </w:rPr>
     </w:lvl>
-    <w:lvl w:ilvl="6" w:tplc="04090001" w:tentative="1">
-      <w:start w:val="1"/>
-      <w:numFmt w:val="bullet"/>
-      <w:lvlText w:val=""/>
-      <w:lvlJc w:val="left"/>
-      <w:pPr>
-        <w:ind w:left="6120" w:hanging="360"/>
-      </w:pPr>
-      <w:rPr>
-        <w:rFonts w:ascii="Symbol" w:hAnsi="Symbol" w:hint="default"/>
-      </w:rPr>
-    </w:lvl>
-    <w:lvl w:ilvl="7" w:tplc="04090003" w:tentative="1">
-      <w:start w:val="1"/>
-      <w:numFmt w:val="bullet"/>
-      <w:lvlText w:val="o"/>
-      <w:lvlJc w:val="left"/>
-      <w:pPr>
-        <w:ind w:left="6840" w:hanging="360"/>
-      </w:pPr>
-      <w:rPr>
-        <w:rFonts w:ascii="Courier New" w:hAnsi="Courier New" w:cs="Courier New" w:hint="default"/>
-      </w:rPr>
-    </w:lvl>
-    <w:lvl w:ilvl="8" w:tplc="04090005" w:tentative="1">
-      <w:start w:val="1"/>
-      <w:numFmt w:val="bullet"/>
-      <w:lvlText w:val=""/>
-      <w:lvlJc w:val="left"/>
-      <w:pPr>
-        <w:ind w:left="7560" w:hanging="360"/>
-      </w:pPr>
-      <w:rPr>
-        <w:rFonts w:ascii="Wingdings" w:hAnsi="Wingdings" w:hint="default"/>
-      </w:rPr>
-    </w:lvl>
   </w:abstractNum>
-  <w:abstractNum w:abstractNumId="2" w15:restartNumberingAfterBreak="0">
-    <w:nsid w:val="46A8649D"/>
+  <w:abstractNum w:abstractNumId="4" w15:restartNumberingAfterBreak="0">
+    <w:nsid w:val="41CB5341"/>
     <w:multiLevelType w:val="hybridMultilevel"/>
-    <w:tmpl w:val="58EE3112"/>
-    <w:lvl w:ilvl="0" w:tplc="04090015">
-      <w:start w:val="1"/>
-      <w:numFmt w:val="upperLetter"/>
-      <w:lvlText w:val="%1."/>
+    <w:tmpl w:val="42F08540"/>
+    <w:lvl w:ilvl="0" w:tplc="04090017">
+      <w:start w:val="1"/>
+      <w:numFmt w:val="lowerLetter"/>
+      <w:lvlText w:val="%1)"/>
       <w:lvlJc w:val="left"/>
       <w:pPr>
         <w:ind w:left="1080" w:hanging="360"/>
       </w:pPr>
     </w:lvl>
-    <w:lvl w:ilvl="1" w:tplc="04090019">
+    <w:lvl w:ilvl="1" w:tplc="04090019" w:tentative="1">
       <w:start w:val="1"/>
       <w:numFmt w:val="lowerLetter"/>
       <w:lvlText w:val="%2."/>
@@ -1698,7 +3161,206 @@
       </w:pPr>
     </w:lvl>
   </w:abstractNum>
-  <w:abstractNum w:abstractNumId="3" w15:restartNumberingAfterBreak="0">
+  <w:abstractNum w:abstractNumId="5" w15:restartNumberingAfterBreak="0">
+    <w:nsid w:val="46A8649D"/>
+    <w:multiLevelType w:val="hybridMultilevel"/>
+    <w:tmpl w:val="3C6AF9EA"/>
+    <w:lvl w:ilvl="0" w:tplc="04090015">
+      <w:start w:val="1"/>
+      <w:numFmt w:val="upperLetter"/>
+      <w:lvlText w:val="%1."/>
+      <w:lvlJc w:val="left"/>
+      <w:pPr>
+        <w:ind w:left="1080" w:hanging="360"/>
+      </w:pPr>
+    </w:lvl>
+    <w:lvl w:ilvl="1" w:tplc="04090019">
+      <w:start w:val="1"/>
+      <w:numFmt w:val="lowerLetter"/>
+      <w:lvlText w:val="%2."/>
+      <w:lvlJc w:val="left"/>
+      <w:pPr>
+        <w:ind w:left="1800" w:hanging="360"/>
+      </w:pPr>
+    </w:lvl>
+    <w:lvl w:ilvl="2" w:tplc="0409001B" w:tentative="1">
+      <w:start w:val="1"/>
+      <w:numFmt w:val="lowerRoman"/>
+      <w:lvlText w:val="%3."/>
+      <w:lvlJc w:val="right"/>
+      <w:pPr>
+        <w:ind w:left="2520" w:hanging="180"/>
+      </w:pPr>
+    </w:lvl>
+    <w:lvl w:ilvl="3" w:tplc="0409000F" w:tentative="1">
+      <w:start w:val="1"/>
+      <w:numFmt w:val="decimal"/>
+      <w:lvlText w:val="%4."/>
+      <w:lvlJc w:val="left"/>
+      <w:pPr>
+        <w:ind w:left="3240" w:hanging="360"/>
+      </w:pPr>
+    </w:lvl>
+    <w:lvl w:ilvl="4" w:tplc="04090019" w:tentative="1">
+      <w:start w:val="1"/>
+      <w:numFmt w:val="lowerLetter"/>
+      <w:lvlText w:val="%5."/>
+      <w:lvlJc w:val="left"/>
+      <w:pPr>
+        <w:ind w:left="3960" w:hanging="360"/>
+      </w:pPr>
+    </w:lvl>
+    <w:lvl w:ilvl="5" w:tplc="0409001B" w:tentative="1">
+      <w:start w:val="1"/>
+      <w:numFmt w:val="lowerRoman"/>
+      <w:lvlText w:val="%6."/>
+      <w:lvlJc w:val="right"/>
+      <w:pPr>
+        <w:ind w:left="4680" w:hanging="180"/>
+      </w:pPr>
+    </w:lvl>
+    <w:lvl w:ilvl="6" w:tplc="0409000F" w:tentative="1">
+      <w:start w:val="1"/>
+      <w:numFmt w:val="decimal"/>
+      <w:lvlText w:val="%7."/>
+      <w:lvlJc w:val="left"/>
+      <w:pPr>
+        <w:ind w:left="5400" w:hanging="360"/>
+      </w:pPr>
+    </w:lvl>
+    <w:lvl w:ilvl="7" w:tplc="04090019" w:tentative="1">
+      <w:start w:val="1"/>
+      <w:numFmt w:val="lowerLetter"/>
+      <w:lvlText w:val="%8."/>
+      <w:lvlJc w:val="left"/>
+      <w:pPr>
+        <w:ind w:left="6120" w:hanging="360"/>
+      </w:pPr>
+    </w:lvl>
+    <w:lvl w:ilvl="8" w:tplc="0409001B" w:tentative="1">
+      <w:start w:val="1"/>
+      <w:numFmt w:val="lowerRoman"/>
+      <w:lvlText w:val="%9."/>
+      <w:lvlJc w:val="right"/>
+      <w:pPr>
+        <w:ind w:left="6840" w:hanging="180"/>
+      </w:pPr>
+    </w:lvl>
+  </w:abstractNum>
+  <w:abstractNum w:abstractNumId="6" w15:restartNumberingAfterBreak="0">
+    <w:nsid w:val="4E1832F4"/>
+    <w:multiLevelType w:val="hybridMultilevel"/>
+    <w:tmpl w:val="F69C7EC6"/>
+    <w:lvl w:ilvl="0" w:tplc="04090001">
+      <w:start w:val="1"/>
+      <w:numFmt w:val="bullet"/>
+      <w:lvlText w:val=""/>
+      <w:lvlJc w:val="left"/>
+      <w:pPr>
+        <w:ind w:left="1080" w:hanging="360"/>
+      </w:pPr>
+      <w:rPr>
+        <w:rFonts w:ascii="Symbol" w:hAnsi="Symbol" w:hint="default"/>
+      </w:rPr>
+    </w:lvl>
+    <w:lvl w:ilvl="1" w:tplc="04090003" w:tentative="1">
+      <w:start w:val="1"/>
+      <w:numFmt w:val="bullet"/>
+      <w:lvlText w:val="o"/>
+      <w:lvlJc w:val="left"/>
+      <w:pPr>
+        <w:ind w:left="1800" w:hanging="360"/>
+      </w:pPr>
+      <w:rPr>
+        <w:rFonts w:ascii="Courier New" w:hAnsi="Courier New" w:cs="Courier New" w:hint="default"/>
+      </w:rPr>
+    </w:lvl>
+    <w:lvl w:ilvl="2" w:tplc="04090005" w:tentative="1">
+      <w:start w:val="1"/>
+      <w:numFmt w:val="bullet"/>
+      <w:lvlText w:val=""/>
+      <w:lvlJc w:val="left"/>
+      <w:pPr>
+        <w:ind w:left="2520" w:hanging="360"/>
+      </w:pPr>
+      <w:rPr>
+        <w:rFonts w:ascii="Wingdings" w:hAnsi="Wingdings" w:hint="default"/>
+      </w:rPr>
+    </w:lvl>
+    <w:lvl w:ilvl="3" w:tplc="04090001" w:tentative="1">
+      <w:start w:val="1"/>
+      <w:numFmt w:val="bullet"/>
+      <w:lvlText w:val=""/>
+      <w:lvlJc w:val="left"/>
+      <w:pPr>
+        <w:ind w:left="3240" w:hanging="360"/>
+      </w:pPr>
+      <w:rPr>
+        <w:rFonts w:ascii="Symbol" w:hAnsi="Symbol" w:hint="default"/>
+      </w:rPr>
+    </w:lvl>
+    <w:lvl w:ilvl="4" w:tplc="04090003" w:tentative="1">
+      <w:start w:val="1"/>
+      <w:numFmt w:val="bullet"/>
+      <w:lvlText w:val="o"/>
+      <w:lvlJc w:val="left"/>
+      <w:pPr>
+        <w:ind w:left="3960" w:hanging="360"/>
+      </w:pPr>
+      <w:rPr>
+        <w:rFonts w:ascii="Courier New" w:hAnsi="Courier New" w:cs="Courier New" w:hint="default"/>
+      </w:rPr>
+    </w:lvl>
+    <w:lvl w:ilvl="5" w:tplc="04090005" w:tentative="1">
+      <w:start w:val="1"/>
+      <w:numFmt w:val="bullet"/>
+      <w:lvlText w:val=""/>
+      <w:lvlJc w:val="left"/>
+      <w:pPr>
+        <w:ind w:left="4680" w:hanging="360"/>
+      </w:pPr>
+      <w:rPr>
+        <w:rFonts w:ascii="Wingdings" w:hAnsi="Wingdings" w:hint="default"/>
+      </w:rPr>
+    </w:lvl>
+    <w:lvl w:ilvl="6" w:tplc="04090001" w:tentative="1">
+      <w:start w:val="1"/>
+      <w:numFmt w:val="bullet"/>
+      <w:lvlText w:val=""/>
+      <w:lvlJc w:val="left"/>
+      <w:pPr>
+        <w:ind w:left="5400" w:hanging="360"/>
+      </w:pPr>
+      <w:rPr>
+        <w:rFonts w:ascii="Symbol" w:hAnsi="Symbol" w:hint="default"/>
+      </w:rPr>
+    </w:lvl>
+    <w:lvl w:ilvl="7" w:tplc="04090003" w:tentative="1">
+      <w:start w:val="1"/>
+      <w:numFmt w:val="bullet"/>
+      <w:lvlText w:val="o"/>
+      <w:lvlJc w:val="left"/>
+      <w:pPr>
+        <w:ind w:left="6120" w:hanging="360"/>
+      </w:pPr>
+      <w:rPr>
+        <w:rFonts w:ascii="Courier New" w:hAnsi="Courier New" w:cs="Courier New" w:hint="default"/>
+      </w:rPr>
+    </w:lvl>
+    <w:lvl w:ilvl="8" w:tplc="04090005" w:tentative="1">
+      <w:start w:val="1"/>
+      <w:numFmt w:val="bullet"/>
+      <w:lvlText w:val=""/>
+      <w:lvlJc w:val="left"/>
+      <w:pPr>
+        <w:ind w:left="6840" w:hanging="360"/>
+      </w:pPr>
+      <w:rPr>
+        <w:rFonts w:ascii="Wingdings" w:hAnsi="Wingdings" w:hint="default"/>
+      </w:rPr>
+    </w:lvl>
+  </w:abstractNum>
+  <w:abstractNum w:abstractNumId="7" w15:restartNumberingAfterBreak="0">
     <w:nsid w:val="4F3E4EE4"/>
     <w:multiLevelType w:val="hybridMultilevel"/>
     <w:tmpl w:val="8020CFF8"/>
@@ -1708,110 +3370,223 @@
       <w:lvlText w:val=""/>
       <w:lvlJc w:val="left"/>
       <w:pPr>
+        <w:ind w:left="1080" w:hanging="360"/>
+      </w:pPr>
+      <w:rPr>
+        <w:rFonts w:ascii="Symbol" w:hAnsi="Symbol" w:hint="default"/>
+      </w:rPr>
+    </w:lvl>
+    <w:lvl w:ilvl="1" w:tplc="04090003" w:tentative="1">
+      <w:start w:val="1"/>
+      <w:numFmt w:val="bullet"/>
+      <w:lvlText w:val="o"/>
+      <w:lvlJc w:val="left"/>
+      <w:pPr>
         <w:ind w:left="1800" w:hanging="360"/>
       </w:pPr>
       <w:rPr>
+        <w:rFonts w:ascii="Courier New" w:hAnsi="Courier New" w:cs="Courier New" w:hint="default"/>
+      </w:rPr>
+    </w:lvl>
+    <w:lvl w:ilvl="2" w:tplc="04090005" w:tentative="1">
+      <w:start w:val="1"/>
+      <w:numFmt w:val="bullet"/>
+      <w:lvlText w:val=""/>
+      <w:lvlJc w:val="left"/>
+      <w:pPr>
+        <w:ind w:left="2520" w:hanging="360"/>
+      </w:pPr>
+      <w:rPr>
+        <w:rFonts w:ascii="Wingdings" w:hAnsi="Wingdings" w:hint="default"/>
+      </w:rPr>
+    </w:lvl>
+    <w:lvl w:ilvl="3" w:tplc="04090001" w:tentative="1">
+      <w:start w:val="1"/>
+      <w:numFmt w:val="bullet"/>
+      <w:lvlText w:val=""/>
+      <w:lvlJc w:val="left"/>
+      <w:pPr>
+        <w:ind w:left="3240" w:hanging="360"/>
+      </w:pPr>
+      <w:rPr>
         <w:rFonts w:ascii="Symbol" w:hAnsi="Symbol" w:hint="default"/>
       </w:rPr>
     </w:lvl>
+    <w:lvl w:ilvl="4" w:tplc="04090003" w:tentative="1">
+      <w:start w:val="1"/>
+      <w:numFmt w:val="bullet"/>
+      <w:lvlText w:val="o"/>
+      <w:lvlJc w:val="left"/>
+      <w:pPr>
+        <w:ind w:left="3960" w:hanging="360"/>
+      </w:pPr>
+      <w:rPr>
+        <w:rFonts w:ascii="Courier New" w:hAnsi="Courier New" w:cs="Courier New" w:hint="default"/>
+      </w:rPr>
+    </w:lvl>
+    <w:lvl w:ilvl="5" w:tplc="04090005" w:tentative="1">
+      <w:start w:val="1"/>
+      <w:numFmt w:val="bullet"/>
+      <w:lvlText w:val=""/>
+      <w:lvlJc w:val="left"/>
+      <w:pPr>
+        <w:ind w:left="4680" w:hanging="360"/>
+      </w:pPr>
+      <w:rPr>
+        <w:rFonts w:ascii="Wingdings" w:hAnsi="Wingdings" w:hint="default"/>
+      </w:rPr>
+    </w:lvl>
+    <w:lvl w:ilvl="6" w:tplc="04090001" w:tentative="1">
+      <w:start w:val="1"/>
+      <w:numFmt w:val="bullet"/>
+      <w:lvlText w:val=""/>
+      <w:lvlJc w:val="left"/>
+      <w:pPr>
+        <w:ind w:left="5400" w:hanging="360"/>
+      </w:pPr>
+      <w:rPr>
+        <w:rFonts w:ascii="Symbol" w:hAnsi="Symbol" w:hint="default"/>
+      </w:rPr>
+    </w:lvl>
+    <w:lvl w:ilvl="7" w:tplc="04090003" w:tentative="1">
+      <w:start w:val="1"/>
+      <w:numFmt w:val="bullet"/>
+      <w:lvlText w:val="o"/>
+      <w:lvlJc w:val="left"/>
+      <w:pPr>
+        <w:ind w:left="6120" w:hanging="360"/>
+      </w:pPr>
+      <w:rPr>
+        <w:rFonts w:ascii="Courier New" w:hAnsi="Courier New" w:cs="Courier New" w:hint="default"/>
+      </w:rPr>
+    </w:lvl>
+    <w:lvl w:ilvl="8" w:tplc="04090005" w:tentative="1">
+      <w:start w:val="1"/>
+      <w:numFmt w:val="bullet"/>
+      <w:lvlText w:val=""/>
+      <w:lvlJc w:val="left"/>
+      <w:pPr>
+        <w:ind w:left="6840" w:hanging="360"/>
+      </w:pPr>
+      <w:rPr>
+        <w:rFonts w:ascii="Wingdings" w:hAnsi="Wingdings" w:hint="default"/>
+      </w:rPr>
+    </w:lvl>
+  </w:abstractNum>
+  <w:abstractNum w:abstractNumId="8" w15:restartNumberingAfterBreak="0">
+    <w:nsid w:val="57621549"/>
+    <w:multiLevelType w:val="hybridMultilevel"/>
+    <w:tmpl w:val="F3DAB788"/>
+    <w:lvl w:ilvl="0" w:tplc="04090001">
+      <w:start w:val="1"/>
+      <w:numFmt w:val="bullet"/>
+      <w:lvlText w:val=""/>
+      <w:lvlJc w:val="left"/>
+      <w:pPr>
+        <w:ind w:left="1080" w:hanging="360"/>
+      </w:pPr>
+      <w:rPr>
+        <w:rFonts w:ascii="Symbol" w:hAnsi="Symbol" w:hint="default"/>
+      </w:rPr>
+    </w:lvl>
     <w:lvl w:ilvl="1" w:tplc="04090003" w:tentative="1">
       <w:start w:val="1"/>
       <w:numFmt w:val="bullet"/>
       <w:lvlText w:val="o"/>
       <w:lvlJc w:val="left"/>
       <w:pPr>
+        <w:ind w:left="1800" w:hanging="360"/>
+      </w:pPr>
+      <w:rPr>
+        <w:rFonts w:ascii="Courier New" w:hAnsi="Courier New" w:cs="Courier New" w:hint="default"/>
+      </w:rPr>
+    </w:lvl>
+    <w:lvl w:ilvl="2" w:tplc="04090005" w:tentative="1">
+      <w:start w:val="1"/>
+      <w:numFmt w:val="bullet"/>
+      <w:lvlText w:val=""/>
+      <w:lvlJc w:val="left"/>
+      <w:pPr>
         <w:ind w:left="2520" w:hanging="360"/>
       </w:pPr>
       <w:rPr>
+        <w:rFonts w:ascii="Wingdings" w:hAnsi="Wingdings" w:hint="default"/>
+      </w:rPr>
+    </w:lvl>
+    <w:lvl w:ilvl="3" w:tplc="04090001" w:tentative="1">
+      <w:start w:val="1"/>
+      <w:numFmt w:val="bullet"/>
+      <w:lvlText w:val=""/>
+      <w:lvlJc w:val="left"/>
+      <w:pPr>
+        <w:ind w:left="3240" w:hanging="360"/>
+      </w:pPr>
+      <w:rPr>
+        <w:rFonts w:ascii="Symbol" w:hAnsi="Symbol" w:hint="default"/>
+      </w:rPr>
+    </w:lvl>
+    <w:lvl w:ilvl="4" w:tplc="04090003" w:tentative="1">
+      <w:start w:val="1"/>
+      <w:numFmt w:val="bullet"/>
+      <w:lvlText w:val="o"/>
+      <w:lvlJc w:val="left"/>
+      <w:pPr>
+        <w:ind w:left="3960" w:hanging="360"/>
+      </w:pPr>
+      <w:rPr>
         <w:rFonts w:ascii="Courier New" w:hAnsi="Courier New" w:cs="Courier New" w:hint="default"/>
       </w:rPr>
     </w:lvl>
-    <w:lvl w:ilvl="2" w:tplc="04090005" w:tentative="1">
+    <w:lvl w:ilvl="5" w:tplc="04090005" w:tentative="1">
       <w:start w:val="1"/>
       <w:numFmt w:val="bullet"/>
       <w:lvlText w:val=""/>
       <w:lvlJc w:val="left"/>
       <w:pPr>
-        <w:ind w:left="3240" w:hanging="360"/>
+        <w:ind w:left="4680" w:hanging="360"/>
       </w:pPr>
       <w:rPr>
         <w:rFonts w:ascii="Wingdings" w:hAnsi="Wingdings" w:hint="default"/>
       </w:rPr>
     </w:lvl>
-    <w:lvl w:ilvl="3" w:tplc="04090001" w:tentative="1">
+    <w:lvl w:ilvl="6" w:tplc="04090001" w:tentative="1">
       <w:start w:val="1"/>
       <w:numFmt w:val="bullet"/>
       <w:lvlText w:val=""/>
       <w:lvlJc w:val="left"/>
       <w:pPr>
-        <w:ind w:left="3960" w:hanging="360"/>
+        <w:ind w:left="5400" w:hanging="360"/>
       </w:pPr>
       <w:rPr>
         <w:rFonts w:ascii="Symbol" w:hAnsi="Symbol" w:hint="default"/>
       </w:rPr>
     </w:lvl>
-    <w:lvl w:ilvl="4" w:tplc="04090003" w:tentative="1">
+    <w:lvl w:ilvl="7" w:tplc="04090003" w:tentative="1">
       <w:start w:val="1"/>
       <w:numFmt w:val="bullet"/>
       <w:lvlText w:val="o"/>
       <w:lvlJc w:val="left"/>
       <w:pPr>
-        <w:ind w:left="4680" w:hanging="360"/>
+        <w:ind w:left="6120" w:hanging="360"/>
       </w:pPr>
       <w:rPr>
         <w:rFonts w:ascii="Courier New" w:hAnsi="Courier New" w:cs="Courier New" w:hint="default"/>
       </w:rPr>
     </w:lvl>
-    <w:lvl w:ilvl="5" w:tplc="04090005" w:tentative="1">
+    <w:lvl w:ilvl="8" w:tplc="04090005" w:tentative="1">
       <w:start w:val="1"/>
       <w:numFmt w:val="bullet"/>
       <w:lvlText w:val=""/>
       <w:lvlJc w:val="left"/>
       <w:pPr>
-        <w:ind w:left="5400" w:hanging="360"/>
+        <w:ind w:left="6840" w:hanging="360"/>
       </w:pPr>
       <w:rPr>
         <w:rFonts w:ascii="Wingdings" w:hAnsi="Wingdings" w:hint="default"/>
       </w:rPr>
     </w:lvl>
-    <w:lvl w:ilvl="6" w:tplc="04090001" w:tentative="1">
-      <w:start w:val="1"/>
-      <w:numFmt w:val="bullet"/>
-      <w:lvlText w:val=""/>
-      <w:lvlJc w:val="left"/>
-      <w:pPr>
-        <w:ind w:left="6120" w:hanging="360"/>
-      </w:pPr>
-      <w:rPr>
-        <w:rFonts w:ascii="Symbol" w:hAnsi="Symbol" w:hint="default"/>
-      </w:rPr>
-    </w:lvl>
-    <w:lvl w:ilvl="7" w:tplc="04090003" w:tentative="1">
-      <w:start w:val="1"/>
-      <w:numFmt w:val="bullet"/>
-      <w:lvlText w:val="o"/>
-      <w:lvlJc w:val="left"/>
-      <w:pPr>
-        <w:ind w:left="6840" w:hanging="360"/>
-      </w:pPr>
-      <w:rPr>
-        <w:rFonts w:ascii="Courier New" w:hAnsi="Courier New" w:cs="Courier New" w:hint="default"/>
-      </w:rPr>
-    </w:lvl>
-    <w:lvl w:ilvl="8" w:tplc="04090005" w:tentative="1">
-      <w:start w:val="1"/>
-      <w:numFmt w:val="bullet"/>
-      <w:lvlText w:val=""/>
-      <w:lvlJc w:val="left"/>
-      <w:pPr>
-        <w:ind w:left="7560" w:hanging="360"/>
-      </w:pPr>
-      <w:rPr>
-        <w:rFonts w:ascii="Wingdings" w:hAnsi="Wingdings" w:hint="default"/>
-      </w:rPr>
-    </w:lvl>
   </w:abstractNum>
-  <w:abstractNum w:abstractNumId="4" w15:restartNumberingAfterBreak="0">
+  <w:abstractNum w:abstractNumId="9" w15:restartNumberingAfterBreak="0">
     <w:nsid w:val="643D4105"/>
     <w:multiLevelType w:val="hybridMultilevel"/>
     <w:tmpl w:val="359E5594"/>
@@ -1827,7 +3602,7 @@
         <w:rFonts w:hint="default"/>
       </w:rPr>
     </w:lvl>
-    <w:lvl w:ilvl="1" w:tplc="04090019" w:tentative="1">
+    <w:lvl w:ilvl="1" w:tplc="04090019">
       <w:start w:val="1"/>
       <w:numFmt w:val="lowerLetter"/>
       <w:lvlText w:val="%2."/>
@@ -1900,19 +3675,239 @@
       </w:pPr>
     </w:lvl>
   </w:abstractNum>
+  <w:abstractNum w:abstractNumId="10" w15:restartNumberingAfterBreak="0">
+    <w:nsid w:val="697D33B8"/>
+    <w:multiLevelType w:val="hybridMultilevel"/>
+    <w:tmpl w:val="3C6AF9EA"/>
+    <w:lvl w:ilvl="0" w:tplc="FFFFFFFF">
+      <w:start w:val="1"/>
+      <w:numFmt w:val="upperLetter"/>
+      <w:lvlText w:val="%1."/>
+      <w:lvlJc w:val="left"/>
+      <w:pPr>
+        <w:ind w:left="1080" w:hanging="360"/>
+      </w:pPr>
+    </w:lvl>
+    <w:lvl w:ilvl="1" w:tplc="FFFFFFFF">
+      <w:start w:val="1"/>
+      <w:numFmt w:val="lowerLetter"/>
+      <w:lvlText w:val="%2."/>
+      <w:lvlJc w:val="left"/>
+      <w:pPr>
+        <w:ind w:left="1800" w:hanging="360"/>
+      </w:pPr>
+    </w:lvl>
+    <w:lvl w:ilvl="2" w:tplc="FFFFFFFF" w:tentative="1">
+      <w:start w:val="1"/>
+      <w:numFmt w:val="lowerRoman"/>
+      <w:lvlText w:val="%3."/>
+      <w:lvlJc w:val="right"/>
+      <w:pPr>
+        <w:ind w:left="2520" w:hanging="180"/>
+      </w:pPr>
+    </w:lvl>
+    <w:lvl w:ilvl="3" w:tplc="FFFFFFFF" w:tentative="1">
+      <w:start w:val="1"/>
+      <w:numFmt w:val="decimal"/>
+      <w:lvlText w:val="%4."/>
+      <w:lvlJc w:val="left"/>
+      <w:pPr>
+        <w:ind w:left="3240" w:hanging="360"/>
+      </w:pPr>
+    </w:lvl>
+    <w:lvl w:ilvl="4" w:tplc="FFFFFFFF" w:tentative="1">
+      <w:start w:val="1"/>
+      <w:numFmt w:val="lowerLetter"/>
+      <w:lvlText w:val="%5."/>
+      <w:lvlJc w:val="left"/>
+      <w:pPr>
+        <w:ind w:left="3960" w:hanging="360"/>
+      </w:pPr>
+    </w:lvl>
+    <w:lvl w:ilvl="5" w:tplc="FFFFFFFF" w:tentative="1">
+      <w:start w:val="1"/>
+      <w:numFmt w:val="lowerRoman"/>
+      <w:lvlText w:val="%6."/>
+      <w:lvlJc w:val="right"/>
+      <w:pPr>
+        <w:ind w:left="4680" w:hanging="180"/>
+      </w:pPr>
+    </w:lvl>
+    <w:lvl w:ilvl="6" w:tplc="FFFFFFFF" w:tentative="1">
+      <w:start w:val="1"/>
+      <w:numFmt w:val="decimal"/>
+      <w:lvlText w:val="%7."/>
+      <w:lvlJc w:val="left"/>
+      <w:pPr>
+        <w:ind w:left="5400" w:hanging="360"/>
+      </w:pPr>
+    </w:lvl>
+    <w:lvl w:ilvl="7" w:tplc="FFFFFFFF" w:tentative="1">
+      <w:start w:val="1"/>
+      <w:numFmt w:val="lowerLetter"/>
+      <w:lvlText w:val="%8."/>
+      <w:lvlJc w:val="left"/>
+      <w:pPr>
+        <w:ind w:left="6120" w:hanging="360"/>
+      </w:pPr>
+    </w:lvl>
+    <w:lvl w:ilvl="8" w:tplc="FFFFFFFF" w:tentative="1">
+      <w:start w:val="1"/>
+      <w:numFmt w:val="lowerRoman"/>
+      <w:lvlText w:val="%9."/>
+      <w:lvlJc w:val="right"/>
+      <w:pPr>
+        <w:ind w:left="6840" w:hanging="180"/>
+      </w:pPr>
+    </w:lvl>
+  </w:abstractNum>
+  <w:abstractNum w:abstractNumId="11" w15:restartNumberingAfterBreak="0">
+    <w:nsid w:val="72AA3E32"/>
+    <w:multiLevelType w:val="hybridMultilevel"/>
+    <w:tmpl w:val="8EA26FA4"/>
+    <w:lvl w:ilvl="0" w:tplc="04090001">
+      <w:start w:val="1"/>
+      <w:numFmt w:val="bullet"/>
+      <w:lvlText w:val=""/>
+      <w:lvlJc w:val="left"/>
+      <w:pPr>
+        <w:ind w:left="1080" w:hanging="360"/>
+      </w:pPr>
+      <w:rPr>
+        <w:rFonts w:ascii="Symbol" w:hAnsi="Symbol" w:hint="default"/>
+      </w:rPr>
+    </w:lvl>
+    <w:lvl w:ilvl="1" w:tplc="04090003">
+      <w:start w:val="1"/>
+      <w:numFmt w:val="bullet"/>
+      <w:lvlText w:val="o"/>
+      <w:lvlJc w:val="left"/>
+      <w:pPr>
+        <w:ind w:left="1800" w:hanging="360"/>
+      </w:pPr>
+      <w:rPr>
+        <w:rFonts w:ascii="Courier New" w:hAnsi="Courier New" w:cs="Courier New" w:hint="default"/>
+      </w:rPr>
+    </w:lvl>
+    <w:lvl w:ilvl="2" w:tplc="04090005" w:tentative="1">
+      <w:start w:val="1"/>
+      <w:numFmt w:val="bullet"/>
+      <w:lvlText w:val=""/>
+      <w:lvlJc w:val="left"/>
+      <w:pPr>
+        <w:ind w:left="2520" w:hanging="360"/>
+      </w:pPr>
+      <w:rPr>
+        <w:rFonts w:ascii="Wingdings" w:hAnsi="Wingdings" w:hint="default"/>
+      </w:rPr>
+    </w:lvl>
+    <w:lvl w:ilvl="3" w:tplc="04090001" w:tentative="1">
+      <w:start w:val="1"/>
+      <w:numFmt w:val="bullet"/>
+      <w:lvlText w:val=""/>
+      <w:lvlJc w:val="left"/>
+      <w:pPr>
+        <w:ind w:left="3240" w:hanging="360"/>
+      </w:pPr>
+      <w:rPr>
+        <w:rFonts w:ascii="Symbol" w:hAnsi="Symbol" w:hint="default"/>
+      </w:rPr>
+    </w:lvl>
+    <w:lvl w:ilvl="4" w:tplc="04090003" w:tentative="1">
+      <w:start w:val="1"/>
+      <w:numFmt w:val="bullet"/>
+      <w:lvlText w:val="o"/>
+      <w:lvlJc w:val="left"/>
+      <w:pPr>
+        <w:ind w:left="3960" w:hanging="360"/>
+      </w:pPr>
+      <w:rPr>
+        <w:rFonts w:ascii="Courier New" w:hAnsi="Courier New" w:cs="Courier New" w:hint="default"/>
+      </w:rPr>
+    </w:lvl>
+    <w:lvl w:ilvl="5" w:tplc="04090005" w:tentative="1">
+      <w:start w:val="1"/>
+      <w:numFmt w:val="bullet"/>
+      <w:lvlText w:val=""/>
+      <w:lvlJc w:val="left"/>
+      <w:pPr>
+        <w:ind w:left="4680" w:hanging="360"/>
+      </w:pPr>
+      <w:rPr>
+        <w:rFonts w:ascii="Wingdings" w:hAnsi="Wingdings" w:hint="default"/>
+      </w:rPr>
+    </w:lvl>
+    <w:lvl w:ilvl="6" w:tplc="04090001" w:tentative="1">
+      <w:start w:val="1"/>
+      <w:numFmt w:val="bullet"/>
+      <w:lvlText w:val=""/>
+      <w:lvlJc w:val="left"/>
+      <w:pPr>
+        <w:ind w:left="5400" w:hanging="360"/>
+      </w:pPr>
+      <w:rPr>
+        <w:rFonts w:ascii="Symbol" w:hAnsi="Symbol" w:hint="default"/>
+      </w:rPr>
+    </w:lvl>
+    <w:lvl w:ilvl="7" w:tplc="04090003" w:tentative="1">
+      <w:start w:val="1"/>
+      <w:numFmt w:val="bullet"/>
+      <w:lvlText w:val="o"/>
+      <w:lvlJc w:val="left"/>
+      <w:pPr>
+        <w:ind w:left="6120" w:hanging="360"/>
+      </w:pPr>
+      <w:rPr>
+        <w:rFonts w:ascii="Courier New" w:hAnsi="Courier New" w:cs="Courier New" w:hint="default"/>
+      </w:rPr>
+    </w:lvl>
+    <w:lvl w:ilvl="8" w:tplc="04090005" w:tentative="1">
+      <w:start w:val="1"/>
+      <w:numFmt w:val="bullet"/>
+      <w:lvlText w:val=""/>
+      <w:lvlJc w:val="left"/>
+      <w:pPr>
+        <w:ind w:left="6840" w:hanging="360"/>
+      </w:pPr>
+      <w:rPr>
+        <w:rFonts w:ascii="Wingdings" w:hAnsi="Wingdings" w:hint="default"/>
+      </w:rPr>
+    </w:lvl>
+  </w:abstractNum>
   <w:num w:numId="1" w16cid:durableId="700131847">
+    <w:abstractNumId w:val="9"/>
+  </w:num>
+  <w:num w:numId="2" w16cid:durableId="2050375615">
+    <w:abstractNumId w:val="2"/>
+  </w:num>
+  <w:num w:numId="3" w16cid:durableId="259291042">
+    <w:abstractNumId w:val="5"/>
+  </w:num>
+  <w:num w:numId="4" w16cid:durableId="889802098">
+    <w:abstractNumId w:val="7"/>
+  </w:num>
+  <w:num w:numId="5" w16cid:durableId="2035645556">
+    <w:abstractNumId w:val="3"/>
+  </w:num>
+  <w:num w:numId="6" w16cid:durableId="1479297841">
+    <w:abstractNumId w:val="6"/>
+  </w:num>
+  <w:num w:numId="7" w16cid:durableId="847447234">
     <w:abstractNumId w:val="4"/>
   </w:num>
-  <w:num w:numId="2" w16cid:durableId="2050375615">
+  <w:num w:numId="8" w16cid:durableId="1335835089">
+    <w:abstractNumId w:val="10"/>
+  </w:num>
+  <w:num w:numId="9" w16cid:durableId="2041782967">
+    <w:abstractNumId w:val="11"/>
+  </w:num>
+  <w:num w:numId="10" w16cid:durableId="660545484">
     <w:abstractNumId w:val="0"/>
   </w:num>
-  <w:num w:numId="3" w16cid:durableId="259291042">
-    <w:abstractNumId w:val="2"/>
+  <w:num w:numId="11" w16cid:durableId="1666779845">
+    <w:abstractNumId w:val="8"/>
   </w:num>
-  <w:num w:numId="4" w16cid:durableId="889802098">
-    <w:abstractNumId w:val="3"/>
-  </w:num>
-  <w:num w:numId="5" w16cid:durableId="2035645556">
+  <w:num w:numId="12" w16cid:durableId="1342969213">
     <w:abstractNumId w:val="1"/>
   </w:num>
 </w:numbering>
